--- a/TrendScope GP final v.docx
+++ b/TrendScope GP final v.docx
@@ -60,8 +60,6 @@
       <w:pPr>
         <w:spacing w:before="60" w:line="276" w:lineRule="auto"/>
         <w:jc w:val="center"/>
-      </w:pPr>
-      <w:r>
         <w:rPr>
           <w:i/>
           <w:iCs/>
@@ -69,7 +67,39 @@
           <w:sz w:val="36"/>
           <w:szCs w:val="36"/>
         </w:rPr>
+      </w:pPr>
+      <w:r>
+        <w:rPr>
+          <w:i/>
+          <w:iCs/>
+          <w:color w:val="2D6A9F"/>
+          <w:sz w:val="36"/>
+          <w:szCs w:val="36"/>
+        </w:rPr>
         <w:t>YouTube Trend Discovery &amp; Business Intelligence Platform</w:t>
+      </w:r>
+    </w:p>
+    <w:p>
+      <w:pPr>
+        <w:spacing w:before="60" w:line="276" w:lineRule="auto"/>
+        <w:jc w:val="center"/>
+        <w:rPr>
+          <w:i/>
+          <w:iCs/>
+          <w:color w:val="2D6A9F"/>
+          <w:sz w:val="36"/>
+          <w:szCs w:val="36"/>
+        </w:rPr>
+      </w:pPr>
+      <w:r>
+        <w:rPr>
+          <w:i/>
+          <w:iCs/>
+          <w:color w:val="2D6A9F"/>
+          <w:sz w:val="36"/>
+          <w:szCs w:val="36"/>
+        </w:rPr>
+        <w:t>https://grad-project-aeshaalami.streamlit.app/</w:t>
       </w:r>
     </w:p>
     <w:p>
@@ -104,25 +134,7 @@
           <w:sz w:val="28"/>
           <w:szCs w:val="28"/>
         </w:rPr>
-        <w:t>Aesha Alami</w:t>
-      </w:r>
-      <w:r>
-        <w:rPr>
-          <w:b/>
-          <w:bCs/>
-          <w:sz w:val="28"/>
-          <w:szCs w:val="28"/>
-        </w:rPr>
-        <w:t xml:space="preserve">  —  Student ID: </w:t>
-      </w:r>
-      <w:r>
-        <w:rPr>
-          <w:b/>
-          <w:bCs/>
-          <w:sz w:val="28"/>
-          <w:szCs w:val="28"/>
-        </w:rPr>
-        <w:t>202330074</w:t>
+        <w:t>Aesha Alami  —  Student ID: 202330074</w:t>
       </w:r>
     </w:p>
     <w:p>
@@ -158,19 +170,7 @@
         <w:rPr>
           <w:color w:val="5A6472"/>
         </w:rPr>
-        <w:t>Second</w:t>
-      </w:r>
-      <w:r>
-        <w:rPr>
-          <w:color w:val="5A6472"/>
-        </w:rPr>
-        <w:t xml:space="preserve"> Semester, </w:t>
-      </w:r>
-      <w:r>
-        <w:rPr>
-          <w:color w:val="5A6472"/>
-        </w:rPr>
-        <w:t>2026</w:t>
+        <w:t>Second Semester, 2026</w:t>
       </w:r>
     </w:p>
     <w:p>
@@ -752,12 +752,6 @@
         <w:gridCol w:w="2340"/>
       </w:tblGrid>
       <w:tr>
-        <w:tblPrEx>
-          <w:tblCellMar>
-            <w:top w:w="0" w:type="dxa"/>
-            <w:bottom w:w="0" w:type="dxa"/>
-          </w:tblCellMar>
-        </w:tblPrEx>
         <w:trPr>
           <w:tblHeader/>
         </w:trPr>
@@ -887,12 +881,6 @@
         </w:tc>
       </w:tr>
       <w:tr>
-        <w:tblPrEx>
-          <w:tblCellMar>
-            <w:top w:w="0" w:type="dxa"/>
-            <w:bottom w:w="0" w:type="dxa"/>
-          </w:tblCellMar>
-        </w:tblPrEx>
         <w:tc>
           <w:tcPr>
             <w:tcW w:w="2340" w:type="dxa"/>
@@ -1007,12 +995,6 @@
         </w:tc>
       </w:tr>
       <w:tr>
-        <w:tblPrEx>
-          <w:tblCellMar>
-            <w:top w:w="0" w:type="dxa"/>
-            <w:bottom w:w="0" w:type="dxa"/>
-          </w:tblCellMar>
-        </w:tblPrEx>
         <w:tc>
           <w:tcPr>
             <w:tcW w:w="2340" w:type="dxa"/>
@@ -1127,12 +1109,6 @@
         </w:tc>
       </w:tr>
       <w:tr>
-        <w:tblPrEx>
-          <w:tblCellMar>
-            <w:top w:w="0" w:type="dxa"/>
-            <w:bottom w:w="0" w:type="dxa"/>
-          </w:tblCellMar>
-        </w:tblPrEx>
         <w:tc>
           <w:tcPr>
             <w:tcW w:w="2340" w:type="dxa"/>
@@ -1247,12 +1223,6 @@
         </w:tc>
       </w:tr>
       <w:tr>
-        <w:tblPrEx>
-          <w:tblCellMar>
-            <w:top w:w="0" w:type="dxa"/>
-            <w:bottom w:w="0" w:type="dxa"/>
-          </w:tblCellMar>
-        </w:tblPrEx>
         <w:tc>
           <w:tcPr>
             <w:tcW w:w="2340" w:type="dxa"/>
@@ -1367,12 +1337,6 @@
         </w:tc>
       </w:tr>
       <w:tr>
-        <w:tblPrEx>
-          <w:tblCellMar>
-            <w:top w:w="0" w:type="dxa"/>
-            <w:bottom w:w="0" w:type="dxa"/>
-          </w:tblCellMar>
-        </w:tblPrEx>
         <w:tc>
           <w:tcPr>
             <w:tcW w:w="2340" w:type="dxa"/>
@@ -1588,12 +1552,6 @@
         <w:gridCol w:w="3120"/>
       </w:tblGrid>
       <w:tr>
-        <w:tblPrEx>
-          <w:tblCellMar>
-            <w:top w:w="0" w:type="dxa"/>
-            <w:bottom w:w="0" w:type="dxa"/>
-          </w:tblCellMar>
-        </w:tblPrEx>
         <w:trPr>
           <w:tblHeader/>
         </w:trPr>
@@ -1693,12 +1651,6 @@
         </w:tc>
       </w:tr>
       <w:tr>
-        <w:tblPrEx>
-          <w:tblCellMar>
-            <w:top w:w="0" w:type="dxa"/>
-            <w:bottom w:w="0" w:type="dxa"/>
-          </w:tblCellMar>
-        </w:tblPrEx>
         <w:tc>
           <w:tcPr>
             <w:tcW w:w="3120" w:type="dxa"/>
@@ -1785,12 +1737,6 @@
         </w:tc>
       </w:tr>
       <w:tr>
-        <w:tblPrEx>
-          <w:tblCellMar>
-            <w:top w:w="0" w:type="dxa"/>
-            <w:bottom w:w="0" w:type="dxa"/>
-          </w:tblCellMar>
-        </w:tblPrEx>
         <w:tc>
           <w:tcPr>
             <w:tcW w:w="3120" w:type="dxa"/>
@@ -1877,12 +1823,6 @@
         </w:tc>
       </w:tr>
       <w:tr>
-        <w:tblPrEx>
-          <w:tblCellMar>
-            <w:top w:w="0" w:type="dxa"/>
-            <w:bottom w:w="0" w:type="dxa"/>
-          </w:tblCellMar>
-        </w:tblPrEx>
         <w:tc>
           <w:tcPr>
             <w:tcW w:w="3120" w:type="dxa"/>
@@ -1969,12 +1909,6 @@
         </w:tc>
       </w:tr>
       <w:tr>
-        <w:tblPrEx>
-          <w:tblCellMar>
-            <w:top w:w="0" w:type="dxa"/>
-            <w:bottom w:w="0" w:type="dxa"/>
-          </w:tblCellMar>
-        </w:tblPrEx>
         <w:tc>
           <w:tcPr>
             <w:tcW w:w="3120" w:type="dxa"/>
@@ -3334,12 +3268,6 @@
         <w:gridCol w:w="2185"/>
       </w:tblGrid>
       <w:tr>
-        <w:tblPrEx>
-          <w:tblCellMar>
-            <w:top w:w="0" w:type="dxa"/>
-            <w:bottom w:w="0" w:type="dxa"/>
-          </w:tblCellMar>
-        </w:tblPrEx>
         <w:trPr>
           <w:tblHeader/>
         </w:trPr>
@@ -3469,12 +3397,6 @@
         </w:tc>
       </w:tr>
       <w:tr>
-        <w:tblPrEx>
-          <w:tblCellMar>
-            <w:top w:w="0" w:type="dxa"/>
-            <w:bottom w:w="0" w:type="dxa"/>
-          </w:tblCellMar>
-        </w:tblPrEx>
         <w:tc>
           <w:tcPr>
             <w:tcW w:w="2340" w:type="dxa"/>
@@ -3589,12 +3511,6 @@
         </w:tc>
       </w:tr>
       <w:tr>
-        <w:tblPrEx>
-          <w:tblCellMar>
-            <w:top w:w="0" w:type="dxa"/>
-            <w:bottom w:w="0" w:type="dxa"/>
-          </w:tblCellMar>
-        </w:tblPrEx>
         <w:tc>
           <w:tcPr>
             <w:tcW w:w="2340" w:type="dxa"/>
@@ -3709,12 +3625,6 @@
         </w:tc>
       </w:tr>
       <w:tr>
-        <w:tblPrEx>
-          <w:tblCellMar>
-            <w:top w:w="0" w:type="dxa"/>
-            <w:bottom w:w="0" w:type="dxa"/>
-          </w:tblCellMar>
-        </w:tblPrEx>
         <w:tc>
           <w:tcPr>
             <w:tcW w:w="2340" w:type="dxa"/>
@@ -3829,12 +3739,6 @@
         </w:tc>
       </w:tr>
       <w:tr>
-        <w:tblPrEx>
-          <w:tblCellMar>
-            <w:top w:w="0" w:type="dxa"/>
-            <w:bottom w:w="0" w:type="dxa"/>
-          </w:tblCellMar>
-        </w:tblPrEx>
         <w:tc>
           <w:tcPr>
             <w:tcW w:w="2340" w:type="dxa"/>
@@ -3949,12 +3853,6 @@
         </w:tc>
       </w:tr>
       <w:tr>
-        <w:tblPrEx>
-          <w:tblCellMar>
-            <w:top w:w="0" w:type="dxa"/>
-            <w:bottom w:w="0" w:type="dxa"/>
-          </w:tblCellMar>
-        </w:tblPrEx>
         <w:tc>
           <w:tcPr>
             <w:tcW w:w="2340" w:type="dxa"/>
@@ -4069,12 +3967,6 @@
         </w:tc>
       </w:tr>
       <w:tr>
-        <w:tblPrEx>
-          <w:tblCellMar>
-            <w:top w:w="0" w:type="dxa"/>
-            <w:bottom w:w="0" w:type="dxa"/>
-          </w:tblCellMar>
-        </w:tblPrEx>
         <w:tc>
           <w:tcPr>
             <w:tcW w:w="2340" w:type="dxa"/>
@@ -4189,12 +4081,6 @@
         </w:tc>
       </w:tr>
       <w:tr>
-        <w:tblPrEx>
-          <w:tblCellMar>
-            <w:top w:w="0" w:type="dxa"/>
-            <w:bottom w:w="0" w:type="dxa"/>
-          </w:tblCellMar>
-        </w:tblPrEx>
         <w:tc>
           <w:tcPr>
             <w:tcW w:w="2340" w:type="dxa"/>
@@ -4309,12 +4195,6 @@
         </w:tc>
       </w:tr>
       <w:tr>
-        <w:tblPrEx>
-          <w:tblCellMar>
-            <w:top w:w="0" w:type="dxa"/>
-            <w:bottom w:w="0" w:type="dxa"/>
-          </w:tblCellMar>
-        </w:tblPrEx>
         <w:tc>
           <w:tcPr>
             <w:tcW w:w="2340" w:type="dxa"/>
@@ -4531,12 +4411,6 @@
         <w:gridCol w:w="2340"/>
       </w:tblGrid>
       <w:tr>
-        <w:tblPrEx>
-          <w:tblCellMar>
-            <w:top w:w="0" w:type="dxa"/>
-            <w:bottom w:w="0" w:type="dxa"/>
-          </w:tblCellMar>
-        </w:tblPrEx>
         <w:trPr>
           <w:tblHeader/>
         </w:trPr>
@@ -4666,12 +4540,6 @@
         </w:tc>
       </w:tr>
       <w:tr>
-        <w:tblPrEx>
-          <w:tblCellMar>
-            <w:top w:w="0" w:type="dxa"/>
-            <w:bottom w:w="0" w:type="dxa"/>
-          </w:tblCellMar>
-        </w:tblPrEx>
         <w:tc>
           <w:tcPr>
             <w:tcW w:w="2340" w:type="dxa"/>
@@ -4786,12 +4654,6 @@
         </w:tc>
       </w:tr>
       <w:tr>
-        <w:tblPrEx>
-          <w:tblCellMar>
-            <w:top w:w="0" w:type="dxa"/>
-            <w:bottom w:w="0" w:type="dxa"/>
-          </w:tblCellMar>
-        </w:tblPrEx>
         <w:tc>
           <w:tcPr>
             <w:tcW w:w="2340" w:type="dxa"/>
@@ -4906,12 +4768,6 @@
         </w:tc>
       </w:tr>
       <w:tr>
-        <w:tblPrEx>
-          <w:tblCellMar>
-            <w:top w:w="0" w:type="dxa"/>
-            <w:bottom w:w="0" w:type="dxa"/>
-          </w:tblCellMar>
-        </w:tblPrEx>
         <w:tc>
           <w:tcPr>
             <w:tcW w:w="2340" w:type="dxa"/>
@@ -5026,12 +4882,6 @@
         </w:tc>
       </w:tr>
       <w:tr>
-        <w:tblPrEx>
-          <w:tblCellMar>
-            <w:top w:w="0" w:type="dxa"/>
-            <w:bottom w:w="0" w:type="dxa"/>
-          </w:tblCellMar>
-        </w:tblPrEx>
         <w:tc>
           <w:tcPr>
             <w:tcW w:w="2340" w:type="dxa"/>
@@ -5146,12 +4996,6 @@
         </w:tc>
       </w:tr>
       <w:tr>
-        <w:tblPrEx>
-          <w:tblCellMar>
-            <w:top w:w="0" w:type="dxa"/>
-            <w:bottom w:w="0" w:type="dxa"/>
-          </w:tblCellMar>
-        </w:tblPrEx>
         <w:tc>
           <w:tcPr>
             <w:tcW w:w="2340" w:type="dxa"/>
@@ -5266,12 +5110,6 @@
         </w:tc>
       </w:tr>
       <w:tr>
-        <w:tblPrEx>
-          <w:tblCellMar>
-            <w:top w:w="0" w:type="dxa"/>
-            <w:bottom w:w="0" w:type="dxa"/>
-          </w:tblCellMar>
-        </w:tblPrEx>
         <w:tc>
           <w:tcPr>
             <w:tcW w:w="2340" w:type="dxa"/>
@@ -5386,12 +5224,6 @@
         </w:tc>
       </w:tr>
       <w:tr>
-        <w:tblPrEx>
-          <w:tblCellMar>
-            <w:top w:w="0" w:type="dxa"/>
-            <w:bottom w:w="0" w:type="dxa"/>
-          </w:tblCellMar>
-        </w:tblPrEx>
         <w:tc>
           <w:tcPr>
             <w:tcW w:w="2340" w:type="dxa"/>
@@ -5506,12 +5338,6 @@
         </w:tc>
       </w:tr>
       <w:tr>
-        <w:tblPrEx>
-          <w:tblCellMar>
-            <w:top w:w="0" w:type="dxa"/>
-            <w:bottom w:w="0" w:type="dxa"/>
-          </w:tblCellMar>
-        </w:tblPrEx>
         <w:tc>
           <w:tcPr>
             <w:tcW w:w="2340" w:type="dxa"/>
@@ -5676,12 +5502,6 @@
         <w:gridCol w:w="2340"/>
       </w:tblGrid>
       <w:tr>
-        <w:tblPrEx>
-          <w:tblCellMar>
-            <w:top w:w="0" w:type="dxa"/>
-            <w:bottom w:w="0" w:type="dxa"/>
-          </w:tblCellMar>
-        </w:tblPrEx>
         <w:trPr>
           <w:tblHeader/>
         </w:trPr>
@@ -5812,12 +5632,6 @@
         </w:tc>
       </w:tr>
       <w:tr>
-        <w:tblPrEx>
-          <w:tblCellMar>
-            <w:top w:w="0" w:type="dxa"/>
-            <w:bottom w:w="0" w:type="dxa"/>
-          </w:tblCellMar>
-        </w:tblPrEx>
         <w:tc>
           <w:tcPr>
             <w:tcW w:w="2340" w:type="dxa"/>
@@ -5932,12 +5746,6 @@
         </w:tc>
       </w:tr>
       <w:tr>
-        <w:tblPrEx>
-          <w:tblCellMar>
-            <w:top w:w="0" w:type="dxa"/>
-            <w:bottom w:w="0" w:type="dxa"/>
-          </w:tblCellMar>
-        </w:tblPrEx>
         <w:tc>
           <w:tcPr>
             <w:tcW w:w="2340" w:type="dxa"/>
@@ -6052,12 +5860,6 @@
         </w:tc>
       </w:tr>
       <w:tr>
-        <w:tblPrEx>
-          <w:tblCellMar>
-            <w:top w:w="0" w:type="dxa"/>
-            <w:bottom w:w="0" w:type="dxa"/>
-          </w:tblCellMar>
-        </w:tblPrEx>
         <w:tc>
           <w:tcPr>
             <w:tcW w:w="2340" w:type="dxa"/>
@@ -6172,12 +5974,6 @@
         </w:tc>
       </w:tr>
       <w:tr>
-        <w:tblPrEx>
-          <w:tblCellMar>
-            <w:top w:w="0" w:type="dxa"/>
-            <w:bottom w:w="0" w:type="dxa"/>
-          </w:tblCellMar>
-        </w:tblPrEx>
         <w:tc>
           <w:tcPr>
             <w:tcW w:w="2340" w:type="dxa"/>
@@ -6292,12 +6088,6 @@
         </w:tc>
       </w:tr>
       <w:tr>
-        <w:tblPrEx>
-          <w:tblCellMar>
-            <w:top w:w="0" w:type="dxa"/>
-            <w:bottom w:w="0" w:type="dxa"/>
-          </w:tblCellMar>
-        </w:tblPrEx>
         <w:tc>
           <w:tcPr>
             <w:tcW w:w="2340" w:type="dxa"/>
@@ -6412,12 +6202,6 @@
         </w:tc>
       </w:tr>
       <w:tr>
-        <w:tblPrEx>
-          <w:tblCellMar>
-            <w:top w:w="0" w:type="dxa"/>
-            <w:bottom w:w="0" w:type="dxa"/>
-          </w:tblCellMar>
-        </w:tblPrEx>
         <w:tc>
           <w:tcPr>
             <w:tcW w:w="2340" w:type="dxa"/>
@@ -6532,12 +6316,6 @@
         </w:tc>
       </w:tr>
       <w:tr>
-        <w:tblPrEx>
-          <w:tblCellMar>
-            <w:top w:w="0" w:type="dxa"/>
-            <w:bottom w:w="0" w:type="dxa"/>
-          </w:tblCellMar>
-        </w:tblPrEx>
         <w:tc>
           <w:tcPr>
             <w:tcW w:w="2340" w:type="dxa"/>
@@ -6652,12 +6430,6 @@
         </w:tc>
       </w:tr>
       <w:tr>
-        <w:tblPrEx>
-          <w:tblCellMar>
-            <w:top w:w="0" w:type="dxa"/>
-            <w:bottom w:w="0" w:type="dxa"/>
-          </w:tblCellMar>
-        </w:tblPrEx>
         <w:tc>
           <w:tcPr>
             <w:tcW w:w="2340" w:type="dxa"/>
@@ -6772,12 +6544,6 @@
         </w:tc>
       </w:tr>
       <w:tr>
-        <w:tblPrEx>
-          <w:tblCellMar>
-            <w:top w:w="0" w:type="dxa"/>
-            <w:bottom w:w="0" w:type="dxa"/>
-          </w:tblCellMar>
-        </w:tblPrEx>
         <w:tc>
           <w:tcPr>
             <w:tcW w:w="2340" w:type="dxa"/>
@@ -6892,12 +6658,6 @@
         </w:tc>
       </w:tr>
       <w:tr>
-        <w:tblPrEx>
-          <w:tblCellMar>
-            <w:top w:w="0" w:type="dxa"/>
-            <w:bottom w:w="0" w:type="dxa"/>
-          </w:tblCellMar>
-        </w:tblPrEx>
         <w:tc>
           <w:tcPr>
             <w:tcW w:w="2340" w:type="dxa"/>
@@ -7100,12 +6860,6 @@
         <w:gridCol w:w="2340"/>
       </w:tblGrid>
       <w:tr>
-        <w:tblPrEx>
-          <w:tblCellMar>
-            <w:top w:w="0" w:type="dxa"/>
-            <w:bottom w:w="0" w:type="dxa"/>
-          </w:tblCellMar>
-        </w:tblPrEx>
         <w:trPr>
           <w:tblHeader/>
         </w:trPr>
@@ -7236,12 +6990,6 @@
         </w:tc>
       </w:tr>
       <w:tr>
-        <w:tblPrEx>
-          <w:tblCellMar>
-            <w:top w:w="0" w:type="dxa"/>
-            <w:bottom w:w="0" w:type="dxa"/>
-          </w:tblCellMar>
-        </w:tblPrEx>
         <w:tc>
           <w:tcPr>
             <w:tcW w:w="2340" w:type="dxa"/>
@@ -7356,12 +7104,6 @@
         </w:tc>
       </w:tr>
       <w:tr>
-        <w:tblPrEx>
-          <w:tblCellMar>
-            <w:top w:w="0" w:type="dxa"/>
-            <w:bottom w:w="0" w:type="dxa"/>
-          </w:tblCellMar>
-        </w:tblPrEx>
         <w:tc>
           <w:tcPr>
             <w:tcW w:w="2340" w:type="dxa"/>
@@ -7476,12 +7218,6 @@
         </w:tc>
       </w:tr>
       <w:tr>
-        <w:tblPrEx>
-          <w:tblCellMar>
-            <w:top w:w="0" w:type="dxa"/>
-            <w:bottom w:w="0" w:type="dxa"/>
-          </w:tblCellMar>
-        </w:tblPrEx>
         <w:tc>
           <w:tcPr>
             <w:tcW w:w="2340" w:type="dxa"/>
@@ -7596,12 +7332,6 @@
         </w:tc>
       </w:tr>
       <w:tr>
-        <w:tblPrEx>
-          <w:tblCellMar>
-            <w:top w:w="0" w:type="dxa"/>
-            <w:bottom w:w="0" w:type="dxa"/>
-          </w:tblCellMar>
-        </w:tblPrEx>
         <w:tc>
           <w:tcPr>
             <w:tcW w:w="2340" w:type="dxa"/>
@@ -7716,12 +7446,6 @@
         </w:tc>
       </w:tr>
       <w:tr>
-        <w:tblPrEx>
-          <w:tblCellMar>
-            <w:top w:w="0" w:type="dxa"/>
-            <w:bottom w:w="0" w:type="dxa"/>
-          </w:tblCellMar>
-        </w:tblPrEx>
         <w:tc>
           <w:tcPr>
             <w:tcW w:w="2340" w:type="dxa"/>
@@ -7836,12 +7560,6 @@
         </w:tc>
       </w:tr>
       <w:tr>
-        <w:tblPrEx>
-          <w:tblCellMar>
-            <w:top w:w="0" w:type="dxa"/>
-            <w:bottom w:w="0" w:type="dxa"/>
-          </w:tblCellMar>
-        </w:tblPrEx>
         <w:tc>
           <w:tcPr>
             <w:tcW w:w="2340" w:type="dxa"/>
@@ -7956,12 +7674,6 @@
         </w:tc>
       </w:tr>
       <w:tr>
-        <w:tblPrEx>
-          <w:tblCellMar>
-            <w:top w:w="0" w:type="dxa"/>
-            <w:bottom w:w="0" w:type="dxa"/>
-          </w:tblCellMar>
-        </w:tblPrEx>
         <w:tc>
           <w:tcPr>
             <w:tcW w:w="2340" w:type="dxa"/>
@@ -8076,12 +7788,6 @@
         </w:tc>
       </w:tr>
       <w:tr>
-        <w:tblPrEx>
-          <w:tblCellMar>
-            <w:top w:w="0" w:type="dxa"/>
-            <w:bottom w:w="0" w:type="dxa"/>
-          </w:tblCellMar>
-        </w:tblPrEx>
         <w:tc>
           <w:tcPr>
             <w:tcW w:w="2340" w:type="dxa"/>
@@ -8246,12 +7952,6 @@
         <w:gridCol w:w="2340"/>
       </w:tblGrid>
       <w:tr>
-        <w:tblPrEx>
-          <w:tblCellMar>
-            <w:top w:w="0" w:type="dxa"/>
-            <w:bottom w:w="0" w:type="dxa"/>
-          </w:tblCellMar>
-        </w:tblPrEx>
         <w:trPr>
           <w:tblHeader/>
         </w:trPr>
@@ -8381,12 +8081,6 @@
         </w:tc>
       </w:tr>
       <w:tr>
-        <w:tblPrEx>
-          <w:tblCellMar>
-            <w:top w:w="0" w:type="dxa"/>
-            <w:bottom w:w="0" w:type="dxa"/>
-          </w:tblCellMar>
-        </w:tblPrEx>
         <w:tc>
           <w:tcPr>
             <w:tcW w:w="2340" w:type="dxa"/>
@@ -8501,12 +8195,6 @@
         </w:tc>
       </w:tr>
       <w:tr>
-        <w:tblPrEx>
-          <w:tblCellMar>
-            <w:top w:w="0" w:type="dxa"/>
-            <w:bottom w:w="0" w:type="dxa"/>
-          </w:tblCellMar>
-        </w:tblPrEx>
         <w:tc>
           <w:tcPr>
             <w:tcW w:w="2340" w:type="dxa"/>
@@ -8621,12 +8309,6 @@
         </w:tc>
       </w:tr>
       <w:tr>
-        <w:tblPrEx>
-          <w:tblCellMar>
-            <w:top w:w="0" w:type="dxa"/>
-            <w:bottom w:w="0" w:type="dxa"/>
-          </w:tblCellMar>
-        </w:tblPrEx>
         <w:tc>
           <w:tcPr>
             <w:tcW w:w="2340" w:type="dxa"/>
@@ -8741,12 +8423,6 @@
         </w:tc>
       </w:tr>
       <w:tr>
-        <w:tblPrEx>
-          <w:tblCellMar>
-            <w:top w:w="0" w:type="dxa"/>
-            <w:bottom w:w="0" w:type="dxa"/>
-          </w:tblCellMar>
-        </w:tblPrEx>
         <w:tc>
           <w:tcPr>
             <w:tcW w:w="2340" w:type="dxa"/>
@@ -8861,12 +8537,6 @@
         </w:tc>
       </w:tr>
       <w:tr>
-        <w:tblPrEx>
-          <w:tblCellMar>
-            <w:top w:w="0" w:type="dxa"/>
-            <w:bottom w:w="0" w:type="dxa"/>
-          </w:tblCellMar>
-        </w:tblPrEx>
         <w:tc>
           <w:tcPr>
             <w:tcW w:w="2340" w:type="dxa"/>
@@ -8981,12 +8651,6 @@
         </w:tc>
       </w:tr>
       <w:tr>
-        <w:tblPrEx>
-          <w:tblCellMar>
-            <w:top w:w="0" w:type="dxa"/>
-            <w:bottom w:w="0" w:type="dxa"/>
-          </w:tblCellMar>
-        </w:tblPrEx>
         <w:tc>
           <w:tcPr>
             <w:tcW w:w="2340" w:type="dxa"/>
@@ -9101,12 +8765,6 @@
         </w:tc>
       </w:tr>
       <w:tr>
-        <w:tblPrEx>
-          <w:tblCellMar>
-            <w:top w:w="0" w:type="dxa"/>
-            <w:bottom w:w="0" w:type="dxa"/>
-          </w:tblCellMar>
-        </w:tblPrEx>
         <w:tc>
           <w:tcPr>
             <w:tcW w:w="2340" w:type="dxa"/>
@@ -9262,12 +8920,6 @@
         <w:gridCol w:w="2340"/>
       </w:tblGrid>
       <w:tr>
-        <w:tblPrEx>
-          <w:tblCellMar>
-            <w:top w:w="0" w:type="dxa"/>
-            <w:bottom w:w="0" w:type="dxa"/>
-          </w:tblCellMar>
-        </w:tblPrEx>
         <w:trPr>
           <w:tblHeader/>
         </w:trPr>
@@ -9397,12 +9049,6 @@
         </w:tc>
       </w:tr>
       <w:tr>
-        <w:tblPrEx>
-          <w:tblCellMar>
-            <w:top w:w="0" w:type="dxa"/>
-            <w:bottom w:w="0" w:type="dxa"/>
-          </w:tblCellMar>
-        </w:tblPrEx>
         <w:tc>
           <w:tcPr>
             <w:tcW w:w="2340" w:type="dxa"/>
@@ -9517,12 +9163,6 @@
         </w:tc>
       </w:tr>
       <w:tr>
-        <w:tblPrEx>
-          <w:tblCellMar>
-            <w:top w:w="0" w:type="dxa"/>
-            <w:bottom w:w="0" w:type="dxa"/>
-          </w:tblCellMar>
-        </w:tblPrEx>
         <w:tc>
           <w:tcPr>
             <w:tcW w:w="2340" w:type="dxa"/>
@@ -9637,12 +9277,6 @@
         </w:tc>
       </w:tr>
       <w:tr>
-        <w:tblPrEx>
-          <w:tblCellMar>
-            <w:top w:w="0" w:type="dxa"/>
-            <w:bottom w:w="0" w:type="dxa"/>
-          </w:tblCellMar>
-        </w:tblPrEx>
         <w:tc>
           <w:tcPr>
             <w:tcW w:w="2340" w:type="dxa"/>
@@ -9757,12 +9391,6 @@
         </w:tc>
       </w:tr>
       <w:tr>
-        <w:tblPrEx>
-          <w:tblCellMar>
-            <w:top w:w="0" w:type="dxa"/>
-            <w:bottom w:w="0" w:type="dxa"/>
-          </w:tblCellMar>
-        </w:tblPrEx>
         <w:tc>
           <w:tcPr>
             <w:tcW w:w="2340" w:type="dxa"/>
@@ -9877,12 +9505,6 @@
         </w:tc>
       </w:tr>
       <w:tr>
-        <w:tblPrEx>
-          <w:tblCellMar>
-            <w:top w:w="0" w:type="dxa"/>
-            <w:bottom w:w="0" w:type="dxa"/>
-          </w:tblCellMar>
-        </w:tblPrEx>
         <w:tc>
           <w:tcPr>
             <w:tcW w:w="2340" w:type="dxa"/>
@@ -9997,12 +9619,6 @@
         </w:tc>
       </w:tr>
       <w:tr>
-        <w:tblPrEx>
-          <w:tblCellMar>
-            <w:top w:w="0" w:type="dxa"/>
-            <w:bottom w:w="0" w:type="dxa"/>
-          </w:tblCellMar>
-        </w:tblPrEx>
         <w:tc>
           <w:tcPr>
             <w:tcW w:w="2340" w:type="dxa"/>
@@ -10117,12 +9733,6 @@
         </w:tc>
       </w:tr>
       <w:tr>
-        <w:tblPrEx>
-          <w:tblCellMar>
-            <w:top w:w="0" w:type="dxa"/>
-            <w:bottom w:w="0" w:type="dxa"/>
-          </w:tblCellMar>
-        </w:tblPrEx>
         <w:tc>
           <w:tcPr>
             <w:tcW w:w="2340" w:type="dxa"/>
@@ -11218,12 +10828,6 @@
         <w:gridCol w:w="2952"/>
       </w:tblGrid>
       <w:tr>
-        <w:tblPrEx>
-          <w:tblCellMar>
-            <w:top w:w="0" w:type="dxa"/>
-            <w:bottom w:w="0" w:type="dxa"/>
-          </w:tblCellMar>
-        </w:tblPrEx>
         <w:trPr>
           <w:tblHeader/>
         </w:trPr>
@@ -11322,12 +10926,6 @@
         </w:tc>
       </w:tr>
       <w:tr>
-        <w:tblPrEx>
-          <w:tblCellMar>
-            <w:top w:w="0" w:type="dxa"/>
-            <w:bottom w:w="0" w:type="dxa"/>
-          </w:tblCellMar>
-        </w:tblPrEx>
         <w:tc>
           <w:tcPr>
             <w:tcW w:w="3120" w:type="dxa"/>
@@ -11414,12 +11012,6 @@
         </w:tc>
       </w:tr>
       <w:tr>
-        <w:tblPrEx>
-          <w:tblCellMar>
-            <w:top w:w="0" w:type="dxa"/>
-            <w:bottom w:w="0" w:type="dxa"/>
-          </w:tblCellMar>
-        </w:tblPrEx>
         <w:tc>
           <w:tcPr>
             <w:tcW w:w="3120" w:type="dxa"/>
@@ -11506,12 +11098,6 @@
         </w:tc>
       </w:tr>
       <w:tr>
-        <w:tblPrEx>
-          <w:tblCellMar>
-            <w:top w:w="0" w:type="dxa"/>
-            <w:bottom w:w="0" w:type="dxa"/>
-          </w:tblCellMar>
-        </w:tblPrEx>
         <w:tc>
           <w:tcPr>
             <w:tcW w:w="3120" w:type="dxa"/>
@@ -11598,12 +11184,6 @@
         </w:tc>
       </w:tr>
       <w:tr>
-        <w:tblPrEx>
-          <w:tblCellMar>
-            <w:top w:w="0" w:type="dxa"/>
-            <w:bottom w:w="0" w:type="dxa"/>
-          </w:tblCellMar>
-        </w:tblPrEx>
         <w:tc>
           <w:tcPr>
             <w:tcW w:w="3120" w:type="dxa"/>
@@ -11690,12 +11270,6 @@
         </w:tc>
       </w:tr>
       <w:tr>
-        <w:tblPrEx>
-          <w:tblCellMar>
-            <w:top w:w="0" w:type="dxa"/>
-            <w:bottom w:w="0" w:type="dxa"/>
-          </w:tblCellMar>
-        </w:tblPrEx>
         <w:tc>
           <w:tcPr>
             <w:tcW w:w="3120" w:type="dxa"/>
@@ -12072,12 +11646,6 @@
         <w:gridCol w:w="3120"/>
       </w:tblGrid>
       <w:tr>
-        <w:tblPrEx>
-          <w:tblCellMar>
-            <w:top w:w="0" w:type="dxa"/>
-            <w:bottom w:w="0" w:type="dxa"/>
-          </w:tblCellMar>
-        </w:tblPrEx>
         <w:trPr>
           <w:tblHeader/>
         </w:trPr>
@@ -12176,12 +11744,6 @@
         </w:tc>
       </w:tr>
       <w:tr>
-        <w:tblPrEx>
-          <w:tblCellMar>
-            <w:top w:w="0" w:type="dxa"/>
-            <w:bottom w:w="0" w:type="dxa"/>
-          </w:tblCellMar>
-        </w:tblPrEx>
         <w:tc>
           <w:tcPr>
             <w:tcW w:w="3120" w:type="dxa"/>
@@ -12268,12 +11830,6 @@
         </w:tc>
       </w:tr>
       <w:tr>
-        <w:tblPrEx>
-          <w:tblCellMar>
-            <w:top w:w="0" w:type="dxa"/>
-            <w:bottom w:w="0" w:type="dxa"/>
-          </w:tblCellMar>
-        </w:tblPrEx>
         <w:tc>
           <w:tcPr>
             <w:tcW w:w="3120" w:type="dxa"/>
@@ -12360,12 +11916,6 @@
         </w:tc>
       </w:tr>
       <w:tr>
-        <w:tblPrEx>
-          <w:tblCellMar>
-            <w:top w:w="0" w:type="dxa"/>
-            <w:bottom w:w="0" w:type="dxa"/>
-          </w:tblCellMar>
-        </w:tblPrEx>
         <w:tc>
           <w:tcPr>
             <w:tcW w:w="3120" w:type="dxa"/>
@@ -12452,12 +12002,6 @@
         </w:tc>
       </w:tr>
       <w:tr>
-        <w:tblPrEx>
-          <w:tblCellMar>
-            <w:top w:w="0" w:type="dxa"/>
-            <w:bottom w:w="0" w:type="dxa"/>
-          </w:tblCellMar>
-        </w:tblPrEx>
         <w:tc>
           <w:tcPr>
             <w:tcW w:w="3120" w:type="dxa"/>
@@ -12544,12 +12088,6 @@
         </w:tc>
       </w:tr>
       <w:tr>
-        <w:tblPrEx>
-          <w:tblCellMar>
-            <w:top w:w="0" w:type="dxa"/>
-            <w:bottom w:w="0" w:type="dxa"/>
-          </w:tblCellMar>
-        </w:tblPrEx>
         <w:tc>
           <w:tcPr>
             <w:tcW w:w="3120" w:type="dxa"/>
@@ -13612,12 +13150,6 @@
         <w:gridCol w:w="3120"/>
       </w:tblGrid>
       <w:tr>
-        <w:tblPrEx>
-          <w:tblCellMar>
-            <w:top w:w="0" w:type="dxa"/>
-            <w:bottom w:w="0" w:type="dxa"/>
-          </w:tblCellMar>
-        </w:tblPrEx>
         <w:trPr>
           <w:tblHeader/>
         </w:trPr>
@@ -13716,12 +13248,6 @@
         </w:tc>
       </w:tr>
       <w:tr>
-        <w:tblPrEx>
-          <w:tblCellMar>
-            <w:top w:w="0" w:type="dxa"/>
-            <w:bottom w:w="0" w:type="dxa"/>
-          </w:tblCellMar>
-        </w:tblPrEx>
         <w:tc>
           <w:tcPr>
             <w:tcW w:w="3120" w:type="dxa"/>
@@ -13808,12 +13334,6 @@
         </w:tc>
       </w:tr>
       <w:tr>
-        <w:tblPrEx>
-          <w:tblCellMar>
-            <w:top w:w="0" w:type="dxa"/>
-            <w:bottom w:w="0" w:type="dxa"/>
-          </w:tblCellMar>
-        </w:tblPrEx>
         <w:tc>
           <w:tcPr>
             <w:tcW w:w="3120" w:type="dxa"/>
@@ -13900,12 +13420,6 @@
         </w:tc>
       </w:tr>
       <w:tr>
-        <w:tblPrEx>
-          <w:tblCellMar>
-            <w:top w:w="0" w:type="dxa"/>
-            <w:bottom w:w="0" w:type="dxa"/>
-          </w:tblCellMar>
-        </w:tblPrEx>
         <w:tc>
           <w:tcPr>
             <w:tcW w:w="3120" w:type="dxa"/>
@@ -13992,12 +13506,6 @@
         </w:tc>
       </w:tr>
       <w:tr>
-        <w:tblPrEx>
-          <w:tblCellMar>
-            <w:top w:w="0" w:type="dxa"/>
-            <w:bottom w:w="0" w:type="dxa"/>
-          </w:tblCellMar>
-        </w:tblPrEx>
         <w:tc>
           <w:tcPr>
             <w:tcW w:w="3120" w:type="dxa"/>
@@ -14323,12 +13831,6 @@
         <w:gridCol w:w="2340"/>
       </w:tblGrid>
       <w:tr>
-        <w:tblPrEx>
-          <w:tblCellMar>
-            <w:top w:w="0" w:type="dxa"/>
-            <w:bottom w:w="0" w:type="dxa"/>
-          </w:tblCellMar>
-        </w:tblPrEx>
         <w:trPr>
           <w:tblHeader/>
         </w:trPr>
@@ -14458,12 +13960,6 @@
         </w:tc>
       </w:tr>
       <w:tr>
-        <w:tblPrEx>
-          <w:tblCellMar>
-            <w:top w:w="0" w:type="dxa"/>
-            <w:bottom w:w="0" w:type="dxa"/>
-          </w:tblCellMar>
-        </w:tblPrEx>
         <w:tc>
           <w:tcPr>
             <w:tcW w:w="2340" w:type="dxa"/>
@@ -14578,12 +14074,6 @@
         </w:tc>
       </w:tr>
       <w:tr>
-        <w:tblPrEx>
-          <w:tblCellMar>
-            <w:top w:w="0" w:type="dxa"/>
-            <w:bottom w:w="0" w:type="dxa"/>
-          </w:tblCellMar>
-        </w:tblPrEx>
         <w:tc>
           <w:tcPr>
             <w:tcW w:w="2340" w:type="dxa"/>
@@ -16671,12 +16161,6 @@
         <w:gridCol w:w="3120"/>
       </w:tblGrid>
       <w:tr>
-        <w:tblPrEx>
-          <w:tblCellMar>
-            <w:top w:w="0" w:type="dxa"/>
-            <w:bottom w:w="0" w:type="dxa"/>
-          </w:tblCellMar>
-        </w:tblPrEx>
         <w:trPr>
           <w:tblHeader/>
         </w:trPr>
@@ -16776,12 +16260,6 @@
         </w:tc>
       </w:tr>
       <w:tr>
-        <w:tblPrEx>
-          <w:tblCellMar>
-            <w:top w:w="0" w:type="dxa"/>
-            <w:bottom w:w="0" w:type="dxa"/>
-          </w:tblCellMar>
-        </w:tblPrEx>
         <w:tc>
           <w:tcPr>
             <w:tcW w:w="3120" w:type="dxa"/>
@@ -16868,12 +16346,6 @@
         </w:tc>
       </w:tr>
       <w:tr>
-        <w:tblPrEx>
-          <w:tblCellMar>
-            <w:top w:w="0" w:type="dxa"/>
-            <w:bottom w:w="0" w:type="dxa"/>
-          </w:tblCellMar>
-        </w:tblPrEx>
         <w:tc>
           <w:tcPr>
             <w:tcW w:w="3120" w:type="dxa"/>
@@ -16960,12 +16432,6 @@
         </w:tc>
       </w:tr>
       <w:tr>
-        <w:tblPrEx>
-          <w:tblCellMar>
-            <w:top w:w="0" w:type="dxa"/>
-            <w:bottom w:w="0" w:type="dxa"/>
-          </w:tblCellMar>
-        </w:tblPrEx>
         <w:tc>
           <w:tcPr>
             <w:tcW w:w="3120" w:type="dxa"/>
@@ -17052,12 +16518,6 @@
         </w:tc>
       </w:tr>
       <w:tr>
-        <w:tblPrEx>
-          <w:tblCellMar>
-            <w:top w:w="0" w:type="dxa"/>
-            <w:bottom w:w="0" w:type="dxa"/>
-          </w:tblCellMar>
-        </w:tblPrEx>
         <w:tc>
           <w:tcPr>
             <w:tcW w:w="3120" w:type="dxa"/>
@@ -17144,12 +16604,6 @@
         </w:tc>
       </w:tr>
       <w:tr>
-        <w:tblPrEx>
-          <w:tblCellMar>
-            <w:top w:w="0" w:type="dxa"/>
-            <w:bottom w:w="0" w:type="dxa"/>
-          </w:tblCellMar>
-        </w:tblPrEx>
         <w:tc>
           <w:tcPr>
             <w:tcW w:w="3120" w:type="dxa"/>
@@ -17276,12 +16730,6 @@
         <w:gridCol w:w="3120"/>
       </w:tblGrid>
       <w:tr>
-        <w:tblPrEx>
-          <w:tblCellMar>
-            <w:top w:w="0" w:type="dxa"/>
-            <w:bottom w:w="0" w:type="dxa"/>
-          </w:tblCellMar>
-        </w:tblPrEx>
         <w:trPr>
           <w:tblHeader/>
         </w:trPr>
@@ -17380,12 +16828,6 @@
         </w:tc>
       </w:tr>
       <w:tr>
-        <w:tblPrEx>
-          <w:tblCellMar>
-            <w:top w:w="0" w:type="dxa"/>
-            <w:bottom w:w="0" w:type="dxa"/>
-          </w:tblCellMar>
-        </w:tblPrEx>
         <w:tc>
           <w:tcPr>
             <w:tcW w:w="3120" w:type="dxa"/>
@@ -17472,12 +16914,6 @@
         </w:tc>
       </w:tr>
       <w:tr>
-        <w:tblPrEx>
-          <w:tblCellMar>
-            <w:top w:w="0" w:type="dxa"/>
-            <w:bottom w:w="0" w:type="dxa"/>
-          </w:tblCellMar>
-        </w:tblPrEx>
         <w:tc>
           <w:tcPr>
             <w:tcW w:w="3120" w:type="dxa"/>
@@ -17564,12 +17000,6 @@
         </w:tc>
       </w:tr>
       <w:tr>
-        <w:tblPrEx>
-          <w:tblCellMar>
-            <w:top w:w="0" w:type="dxa"/>
-            <w:bottom w:w="0" w:type="dxa"/>
-          </w:tblCellMar>
-        </w:tblPrEx>
         <w:tc>
           <w:tcPr>
             <w:tcW w:w="3120" w:type="dxa"/>
@@ -17656,12 +17086,6 @@
         </w:tc>
       </w:tr>
       <w:tr>
-        <w:tblPrEx>
-          <w:tblCellMar>
-            <w:top w:w="0" w:type="dxa"/>
-            <w:bottom w:w="0" w:type="dxa"/>
-          </w:tblCellMar>
-        </w:tblPrEx>
         <w:tc>
           <w:tcPr>
             <w:tcW w:w="3120" w:type="dxa"/>
@@ -17748,12 +17172,6 @@
         </w:tc>
       </w:tr>
       <w:tr>
-        <w:tblPrEx>
-          <w:tblCellMar>
-            <w:top w:w="0" w:type="dxa"/>
-            <w:bottom w:w="0" w:type="dxa"/>
-          </w:tblCellMar>
-        </w:tblPrEx>
         <w:tc>
           <w:tcPr>
             <w:tcW w:w="3120" w:type="dxa"/>
@@ -17840,12 +17258,6 @@
         </w:tc>
       </w:tr>
       <w:tr>
-        <w:tblPrEx>
-          <w:tblCellMar>
-            <w:top w:w="0" w:type="dxa"/>
-            <w:bottom w:w="0" w:type="dxa"/>
-          </w:tblCellMar>
-        </w:tblPrEx>
         <w:tc>
           <w:tcPr>
             <w:tcW w:w="3120" w:type="dxa"/>
@@ -17972,12 +17384,6 @@
         <w:gridCol w:w="3120"/>
       </w:tblGrid>
       <w:tr>
-        <w:tblPrEx>
-          <w:tblCellMar>
-            <w:top w:w="0" w:type="dxa"/>
-            <w:bottom w:w="0" w:type="dxa"/>
-          </w:tblCellMar>
-        </w:tblPrEx>
         <w:trPr>
           <w:tblHeader/>
         </w:trPr>
@@ -18076,12 +17482,6 @@
         </w:tc>
       </w:tr>
       <w:tr>
-        <w:tblPrEx>
-          <w:tblCellMar>
-            <w:top w:w="0" w:type="dxa"/>
-            <w:bottom w:w="0" w:type="dxa"/>
-          </w:tblCellMar>
-        </w:tblPrEx>
         <w:tc>
           <w:tcPr>
             <w:tcW w:w="3120" w:type="dxa"/>
@@ -18168,12 +17568,6 @@
         </w:tc>
       </w:tr>
       <w:tr>
-        <w:tblPrEx>
-          <w:tblCellMar>
-            <w:top w:w="0" w:type="dxa"/>
-            <w:bottom w:w="0" w:type="dxa"/>
-          </w:tblCellMar>
-        </w:tblPrEx>
         <w:tc>
           <w:tcPr>
             <w:tcW w:w="3120" w:type="dxa"/>
@@ -18261,12 +17655,6 @@
         </w:tc>
       </w:tr>
       <w:tr>
-        <w:tblPrEx>
-          <w:tblCellMar>
-            <w:top w:w="0" w:type="dxa"/>
-            <w:bottom w:w="0" w:type="dxa"/>
-          </w:tblCellMar>
-        </w:tblPrEx>
         <w:tc>
           <w:tcPr>
             <w:tcW w:w="3120" w:type="dxa"/>
@@ -18353,12 +17741,6 @@
         </w:tc>
       </w:tr>
       <w:tr>
-        <w:tblPrEx>
-          <w:tblCellMar>
-            <w:top w:w="0" w:type="dxa"/>
-            <w:bottom w:w="0" w:type="dxa"/>
-          </w:tblCellMar>
-        </w:tblPrEx>
         <w:tc>
           <w:tcPr>
             <w:tcW w:w="3120" w:type="dxa"/>
@@ -18445,12 +17827,6 @@
         </w:tc>
       </w:tr>
       <w:tr>
-        <w:tblPrEx>
-          <w:tblCellMar>
-            <w:top w:w="0" w:type="dxa"/>
-            <w:bottom w:w="0" w:type="dxa"/>
-          </w:tblCellMar>
-        </w:tblPrEx>
         <w:tc>
           <w:tcPr>
             <w:tcW w:w="3120" w:type="dxa"/>
@@ -18585,12 +17961,6 @@
         <w:gridCol w:w="3120"/>
       </w:tblGrid>
       <w:tr>
-        <w:tblPrEx>
-          <w:tblCellMar>
-            <w:top w:w="0" w:type="dxa"/>
-            <w:bottom w:w="0" w:type="dxa"/>
-          </w:tblCellMar>
-        </w:tblPrEx>
         <w:trPr>
           <w:tblHeader/>
         </w:trPr>
@@ -18689,12 +18059,6 @@
         </w:tc>
       </w:tr>
       <w:tr>
-        <w:tblPrEx>
-          <w:tblCellMar>
-            <w:top w:w="0" w:type="dxa"/>
-            <w:bottom w:w="0" w:type="dxa"/>
-          </w:tblCellMar>
-        </w:tblPrEx>
         <w:tc>
           <w:tcPr>
             <w:tcW w:w="3120" w:type="dxa"/>
@@ -18781,12 +18145,6 @@
         </w:tc>
       </w:tr>
       <w:tr>
-        <w:tblPrEx>
-          <w:tblCellMar>
-            <w:top w:w="0" w:type="dxa"/>
-            <w:bottom w:w="0" w:type="dxa"/>
-          </w:tblCellMar>
-        </w:tblPrEx>
         <w:tc>
           <w:tcPr>
             <w:tcW w:w="3120" w:type="dxa"/>
@@ -18873,12 +18231,6 @@
         </w:tc>
       </w:tr>
       <w:tr>
-        <w:tblPrEx>
-          <w:tblCellMar>
-            <w:top w:w="0" w:type="dxa"/>
-            <w:bottom w:w="0" w:type="dxa"/>
-          </w:tblCellMar>
-        </w:tblPrEx>
         <w:tc>
           <w:tcPr>
             <w:tcW w:w="3120" w:type="dxa"/>
@@ -18965,12 +18317,6 @@
         </w:tc>
       </w:tr>
       <w:tr>
-        <w:tblPrEx>
-          <w:tblCellMar>
-            <w:top w:w="0" w:type="dxa"/>
-            <w:bottom w:w="0" w:type="dxa"/>
-          </w:tblCellMar>
-        </w:tblPrEx>
         <w:tc>
           <w:tcPr>
             <w:tcW w:w="3120" w:type="dxa"/>
@@ -19057,12 +18403,6 @@
         </w:tc>
       </w:tr>
       <w:tr>
-        <w:tblPrEx>
-          <w:tblCellMar>
-            <w:top w:w="0" w:type="dxa"/>
-            <w:bottom w:w="0" w:type="dxa"/>
-          </w:tblCellMar>
-        </w:tblPrEx>
         <w:tc>
           <w:tcPr>
             <w:tcW w:w="3120" w:type="dxa"/>
@@ -19149,12 +18489,6 @@
         </w:tc>
       </w:tr>
       <w:tr>
-        <w:tblPrEx>
-          <w:tblCellMar>
-            <w:top w:w="0" w:type="dxa"/>
-            <w:bottom w:w="0" w:type="dxa"/>
-          </w:tblCellMar>
-        </w:tblPrEx>
         <w:tc>
           <w:tcPr>
             <w:tcW w:w="3120" w:type="dxa"/>
@@ -19315,12 +18649,6 @@
         <w:gridCol w:w="2340"/>
       </w:tblGrid>
       <w:tr>
-        <w:tblPrEx>
-          <w:tblCellMar>
-            <w:top w:w="0" w:type="dxa"/>
-            <w:bottom w:w="0" w:type="dxa"/>
-          </w:tblCellMar>
-        </w:tblPrEx>
         <w:trPr>
           <w:tblHeader/>
         </w:trPr>
@@ -19450,12 +18778,6 @@
         </w:tc>
       </w:tr>
       <w:tr>
-        <w:tblPrEx>
-          <w:tblCellMar>
-            <w:top w:w="0" w:type="dxa"/>
-            <w:bottom w:w="0" w:type="dxa"/>
-          </w:tblCellMar>
-        </w:tblPrEx>
         <w:tc>
           <w:tcPr>
             <w:tcW w:w="2340" w:type="dxa"/>
@@ -19570,12 +18892,6 @@
         </w:tc>
       </w:tr>
       <w:tr>
-        <w:tblPrEx>
-          <w:tblCellMar>
-            <w:top w:w="0" w:type="dxa"/>
-            <w:bottom w:w="0" w:type="dxa"/>
-          </w:tblCellMar>
-        </w:tblPrEx>
         <w:tc>
           <w:tcPr>
             <w:tcW w:w="2340" w:type="dxa"/>
@@ -19690,12 +19006,6 @@
         </w:tc>
       </w:tr>
       <w:tr>
-        <w:tblPrEx>
-          <w:tblCellMar>
-            <w:top w:w="0" w:type="dxa"/>
-            <w:bottom w:w="0" w:type="dxa"/>
-          </w:tblCellMar>
-        </w:tblPrEx>
         <w:tc>
           <w:tcPr>
             <w:tcW w:w="2340" w:type="dxa"/>
@@ -19810,12 +19120,6 @@
         </w:tc>
       </w:tr>
       <w:tr>
-        <w:tblPrEx>
-          <w:tblCellMar>
-            <w:top w:w="0" w:type="dxa"/>
-            <w:bottom w:w="0" w:type="dxa"/>
-          </w:tblCellMar>
-        </w:tblPrEx>
         <w:tc>
           <w:tcPr>
             <w:tcW w:w="2340" w:type="dxa"/>
@@ -20493,12 +19797,6 @@
         <w:gridCol w:w="2340"/>
       </w:tblGrid>
       <w:tr>
-        <w:tblPrEx>
-          <w:tblCellMar>
-            <w:top w:w="0" w:type="dxa"/>
-            <w:bottom w:w="0" w:type="dxa"/>
-          </w:tblCellMar>
-        </w:tblPrEx>
         <w:trPr>
           <w:tblHeader/>
         </w:trPr>
@@ -20629,12 +19927,6 @@
         </w:tc>
       </w:tr>
       <w:tr>
-        <w:tblPrEx>
-          <w:tblCellMar>
-            <w:top w:w="0" w:type="dxa"/>
-            <w:bottom w:w="0" w:type="dxa"/>
-          </w:tblCellMar>
-        </w:tblPrEx>
         <w:tc>
           <w:tcPr>
             <w:tcW w:w="2340" w:type="dxa"/>
@@ -20749,12 +20041,6 @@
         </w:tc>
       </w:tr>
       <w:tr>
-        <w:tblPrEx>
-          <w:tblCellMar>
-            <w:top w:w="0" w:type="dxa"/>
-            <w:bottom w:w="0" w:type="dxa"/>
-          </w:tblCellMar>
-        </w:tblPrEx>
         <w:tc>
           <w:tcPr>
             <w:tcW w:w="2340" w:type="dxa"/>
@@ -20869,12 +20155,6 @@
         </w:tc>
       </w:tr>
       <w:tr>
-        <w:tblPrEx>
-          <w:tblCellMar>
-            <w:top w:w="0" w:type="dxa"/>
-            <w:bottom w:w="0" w:type="dxa"/>
-          </w:tblCellMar>
-        </w:tblPrEx>
         <w:tc>
           <w:tcPr>
             <w:tcW w:w="2340" w:type="dxa"/>
@@ -20989,12 +20269,6 @@
         </w:tc>
       </w:tr>
       <w:tr>
-        <w:tblPrEx>
-          <w:tblCellMar>
-            <w:top w:w="0" w:type="dxa"/>
-            <w:bottom w:w="0" w:type="dxa"/>
-          </w:tblCellMar>
-        </w:tblPrEx>
         <w:tc>
           <w:tcPr>
             <w:tcW w:w="2340" w:type="dxa"/>
@@ -21109,12 +20383,6 @@
         </w:tc>
       </w:tr>
       <w:tr>
-        <w:tblPrEx>
-          <w:tblCellMar>
-            <w:top w:w="0" w:type="dxa"/>
-            <w:bottom w:w="0" w:type="dxa"/>
-          </w:tblCellMar>
-        </w:tblPrEx>
         <w:tc>
           <w:tcPr>
             <w:tcW w:w="2340" w:type="dxa"/>
@@ -21229,12 +20497,6 @@
         </w:tc>
       </w:tr>
       <w:tr>
-        <w:tblPrEx>
-          <w:tblCellMar>
-            <w:top w:w="0" w:type="dxa"/>
-            <w:bottom w:w="0" w:type="dxa"/>
-          </w:tblCellMar>
-        </w:tblPrEx>
         <w:tc>
           <w:tcPr>
             <w:tcW w:w="2340" w:type="dxa"/>
@@ -21349,12 +20611,6 @@
         </w:tc>
       </w:tr>
       <w:tr>
-        <w:tblPrEx>
-          <w:tblCellMar>
-            <w:top w:w="0" w:type="dxa"/>
-            <w:bottom w:w="0" w:type="dxa"/>
-          </w:tblCellMar>
-        </w:tblPrEx>
         <w:tc>
           <w:tcPr>
             <w:tcW w:w="2340" w:type="dxa"/>
@@ -21469,12 +20725,6 @@
         </w:tc>
       </w:tr>
       <w:tr>
-        <w:tblPrEx>
-          <w:tblCellMar>
-            <w:top w:w="0" w:type="dxa"/>
-            <w:bottom w:w="0" w:type="dxa"/>
-          </w:tblCellMar>
-        </w:tblPrEx>
         <w:tc>
           <w:tcPr>
             <w:tcW w:w="2340" w:type="dxa"/>
@@ -21836,12 +21086,6 @@
         <w:gridCol w:w="2062"/>
       </w:tblGrid>
       <w:tr>
-        <w:tblPrEx>
-          <w:tblCellMar>
-            <w:top w:w="0" w:type="dxa"/>
-            <w:bottom w:w="0" w:type="dxa"/>
-          </w:tblCellMar>
-        </w:tblPrEx>
         <w:trPr>
           <w:tblHeader/>
         </w:trPr>
@@ -21971,12 +21215,6 @@
         </w:tc>
       </w:tr>
       <w:tr>
-        <w:tblPrEx>
-          <w:tblCellMar>
-            <w:top w:w="0" w:type="dxa"/>
-            <w:bottom w:w="0" w:type="dxa"/>
-          </w:tblCellMar>
-        </w:tblPrEx>
         <w:tc>
           <w:tcPr>
             <w:tcW w:w="2340" w:type="dxa"/>
@@ -22091,12 +21329,6 @@
         </w:tc>
       </w:tr>
       <w:tr>
-        <w:tblPrEx>
-          <w:tblCellMar>
-            <w:top w:w="0" w:type="dxa"/>
-            <w:bottom w:w="0" w:type="dxa"/>
-          </w:tblCellMar>
-        </w:tblPrEx>
         <w:tc>
           <w:tcPr>
             <w:tcW w:w="2340" w:type="dxa"/>
@@ -22211,12 +21443,6 @@
         </w:tc>
       </w:tr>
       <w:tr>
-        <w:tblPrEx>
-          <w:tblCellMar>
-            <w:top w:w="0" w:type="dxa"/>
-            <w:bottom w:w="0" w:type="dxa"/>
-          </w:tblCellMar>
-        </w:tblPrEx>
         <w:tc>
           <w:tcPr>
             <w:tcW w:w="2340" w:type="dxa"/>
@@ -22331,12 +21557,6 @@
         </w:tc>
       </w:tr>
       <w:tr>
-        <w:tblPrEx>
-          <w:tblCellMar>
-            <w:top w:w="0" w:type="dxa"/>
-            <w:bottom w:w="0" w:type="dxa"/>
-          </w:tblCellMar>
-        </w:tblPrEx>
         <w:tc>
           <w:tcPr>
             <w:tcW w:w="2340" w:type="dxa"/>
@@ -22451,12 +21671,6 @@
         </w:tc>
       </w:tr>
       <w:tr>
-        <w:tblPrEx>
-          <w:tblCellMar>
-            <w:top w:w="0" w:type="dxa"/>
-            <w:bottom w:w="0" w:type="dxa"/>
-          </w:tblCellMar>
-        </w:tblPrEx>
         <w:tc>
           <w:tcPr>
             <w:tcW w:w="2340" w:type="dxa"/>
@@ -22571,12 +21785,6 @@
         </w:tc>
       </w:tr>
       <w:tr>
-        <w:tblPrEx>
-          <w:tblCellMar>
-            <w:top w:w="0" w:type="dxa"/>
-            <w:bottom w:w="0" w:type="dxa"/>
-          </w:tblCellMar>
-        </w:tblPrEx>
         <w:tc>
           <w:tcPr>
             <w:tcW w:w="2340" w:type="dxa"/>
@@ -22691,12 +21899,6 @@
         </w:tc>
       </w:tr>
       <w:tr>
-        <w:tblPrEx>
-          <w:tblCellMar>
-            <w:top w:w="0" w:type="dxa"/>
-            <w:bottom w:w="0" w:type="dxa"/>
-          </w:tblCellMar>
-        </w:tblPrEx>
         <w:tc>
           <w:tcPr>
             <w:tcW w:w="2340" w:type="dxa"/>
@@ -22811,12 +22013,6 @@
         </w:tc>
       </w:tr>
       <w:tr>
-        <w:tblPrEx>
-          <w:tblCellMar>
-            <w:top w:w="0" w:type="dxa"/>
-            <w:bottom w:w="0" w:type="dxa"/>
-          </w:tblCellMar>
-        </w:tblPrEx>
         <w:tc>
           <w:tcPr>
             <w:tcW w:w="2340" w:type="dxa"/>
@@ -22932,12 +22128,6 @@
         </w:tc>
       </w:tr>
       <w:tr>
-        <w:tblPrEx>
-          <w:tblCellMar>
-            <w:top w:w="0" w:type="dxa"/>
-            <w:bottom w:w="0" w:type="dxa"/>
-          </w:tblCellMar>
-        </w:tblPrEx>
         <w:tc>
           <w:tcPr>
             <w:tcW w:w="2340" w:type="dxa"/>
@@ -23052,12 +22242,6 @@
         </w:tc>
       </w:tr>
       <w:tr>
-        <w:tblPrEx>
-          <w:tblCellMar>
-            <w:top w:w="0" w:type="dxa"/>
-            <w:bottom w:w="0" w:type="dxa"/>
-          </w:tblCellMar>
-        </w:tblPrEx>
         <w:tc>
           <w:tcPr>
             <w:tcW w:w="2340" w:type="dxa"/>
@@ -23220,12 +22404,6 @@
         <w:gridCol w:w="4680"/>
       </w:tblGrid>
       <w:tr>
-        <w:tblPrEx>
-          <w:tblCellMar>
-            <w:top w:w="0" w:type="dxa"/>
-            <w:bottom w:w="0" w:type="dxa"/>
-          </w:tblCellMar>
-        </w:tblPrEx>
         <w:trPr>
           <w:tblHeader/>
         </w:trPr>
@@ -23293,12 +22471,6 @@
         </w:tc>
       </w:tr>
       <w:tr>
-        <w:tblPrEx>
-          <w:tblCellMar>
-            <w:top w:w="0" w:type="dxa"/>
-            <w:bottom w:w="0" w:type="dxa"/>
-          </w:tblCellMar>
-        </w:tblPrEx>
         <w:tc>
           <w:tcPr>
             <w:tcW w:w="4680" w:type="dxa"/>
@@ -23357,12 +22529,6 @@
         </w:tc>
       </w:tr>
       <w:tr>
-        <w:tblPrEx>
-          <w:tblCellMar>
-            <w:top w:w="0" w:type="dxa"/>
-            <w:bottom w:w="0" w:type="dxa"/>
-          </w:tblCellMar>
-        </w:tblPrEx>
         <w:tc>
           <w:tcPr>
             <w:tcW w:w="4680" w:type="dxa"/>
@@ -23421,12 +22587,6 @@
         </w:tc>
       </w:tr>
       <w:tr>
-        <w:tblPrEx>
-          <w:tblCellMar>
-            <w:top w:w="0" w:type="dxa"/>
-            <w:bottom w:w="0" w:type="dxa"/>
-          </w:tblCellMar>
-        </w:tblPrEx>
         <w:tc>
           <w:tcPr>
             <w:tcW w:w="4680" w:type="dxa"/>
@@ -23485,12 +22645,6 @@
         </w:tc>
       </w:tr>
       <w:tr>
-        <w:tblPrEx>
-          <w:tblCellMar>
-            <w:top w:w="0" w:type="dxa"/>
-            <w:bottom w:w="0" w:type="dxa"/>
-          </w:tblCellMar>
-        </w:tblPrEx>
         <w:tc>
           <w:tcPr>
             <w:tcW w:w="4680" w:type="dxa"/>
@@ -23549,12 +22703,6 @@
         </w:tc>
       </w:tr>
       <w:tr>
-        <w:tblPrEx>
-          <w:tblCellMar>
-            <w:top w:w="0" w:type="dxa"/>
-            <w:bottom w:w="0" w:type="dxa"/>
-          </w:tblCellMar>
-        </w:tblPrEx>
         <w:tc>
           <w:tcPr>
             <w:tcW w:w="4680" w:type="dxa"/>
@@ -23613,12 +22761,6 @@
         </w:tc>
       </w:tr>
       <w:tr>
-        <w:tblPrEx>
-          <w:tblCellMar>
-            <w:top w:w="0" w:type="dxa"/>
-            <w:bottom w:w="0" w:type="dxa"/>
-          </w:tblCellMar>
-        </w:tblPrEx>
         <w:tc>
           <w:tcPr>
             <w:tcW w:w="4680" w:type="dxa"/>
@@ -25441,12 +24583,6 @@
         <w:gridCol w:w="1872"/>
       </w:tblGrid>
       <w:tr>
-        <w:tblPrEx>
-          <w:tblCellMar>
-            <w:top w:w="0" w:type="dxa"/>
-            <w:bottom w:w="0" w:type="dxa"/>
-          </w:tblCellMar>
-        </w:tblPrEx>
         <w:trPr>
           <w:tblHeader/>
         </w:trPr>
@@ -25607,12 +24743,6 @@
         </w:tc>
       </w:tr>
       <w:tr>
-        <w:tblPrEx>
-          <w:tblCellMar>
-            <w:top w:w="0" w:type="dxa"/>
-            <w:bottom w:w="0" w:type="dxa"/>
-          </w:tblCellMar>
-        </w:tblPrEx>
         <w:tc>
           <w:tcPr>
             <w:tcW w:w="1872" w:type="dxa"/>
@@ -25755,12 +24885,6 @@
         </w:tc>
       </w:tr>
       <w:tr>
-        <w:tblPrEx>
-          <w:tblCellMar>
-            <w:top w:w="0" w:type="dxa"/>
-            <w:bottom w:w="0" w:type="dxa"/>
-          </w:tblCellMar>
-        </w:tblPrEx>
         <w:tc>
           <w:tcPr>
             <w:tcW w:w="1872" w:type="dxa"/>
@@ -25903,12 +25027,6 @@
         </w:tc>
       </w:tr>
       <w:tr>
-        <w:tblPrEx>
-          <w:tblCellMar>
-            <w:top w:w="0" w:type="dxa"/>
-            <w:bottom w:w="0" w:type="dxa"/>
-          </w:tblCellMar>
-        </w:tblPrEx>
         <w:tc>
           <w:tcPr>
             <w:tcW w:w="1872" w:type="dxa"/>
@@ -26051,12 +25169,6 @@
         </w:tc>
       </w:tr>
       <w:tr>
-        <w:tblPrEx>
-          <w:tblCellMar>
-            <w:top w:w="0" w:type="dxa"/>
-            <w:bottom w:w="0" w:type="dxa"/>
-          </w:tblCellMar>
-        </w:tblPrEx>
         <w:tc>
           <w:tcPr>
             <w:tcW w:w="1872" w:type="dxa"/>
@@ -26199,12 +25311,6 @@
         </w:tc>
       </w:tr>
       <w:tr>
-        <w:tblPrEx>
-          <w:tblCellMar>
-            <w:top w:w="0" w:type="dxa"/>
-            <w:bottom w:w="0" w:type="dxa"/>
-          </w:tblCellMar>
-        </w:tblPrEx>
         <w:tc>
           <w:tcPr>
             <w:tcW w:w="1872" w:type="dxa"/>
@@ -26853,31 +25959,7 @@
         <w:sz w:val="16"/>
         <w:szCs w:val="16"/>
       </w:rPr>
-      <w:t>Aesha Alami</w:t>
-    </w:r>
-    <w:r>
-      <w:rPr>
-        <w:color w:val="5A6472"/>
-        <w:sz w:val="16"/>
-        <w:szCs w:val="16"/>
-      </w:rPr>
-      <w:t xml:space="preserve">  |  Graduation Project </w:t>
-    </w:r>
-    <w:r>
-      <w:rPr>
-        <w:color w:val="5A6472"/>
-        <w:sz w:val="16"/>
-        <w:szCs w:val="16"/>
-      </w:rPr>
-      <w:t>2026</w:t>
-    </w:r>
-    <w:r>
-      <w:rPr>
-        <w:color w:val="5A6472"/>
-        <w:sz w:val="16"/>
-        <w:szCs w:val="16"/>
-      </w:rPr>
-      <w:t xml:space="preserve">  |  Supervised by Dr. Husam Barham</w:t>
+      <w:t>Aesha Alami  |  Graduation Project 2026  |  Supervised by Dr. Husam Barham</w:t>
     </w:r>
     <w:r>
       <w:rPr>
